--- a/legal/02-Design-Transmittal-and-Receipt.docx
+++ b/legal/02-Design-Transmittal-and-Receipt.docx
@@ -2144,7 +2144,7 @@
           <w:i w:val="0"/>
           <w:sz w:val="22"/>
         </w:rPr>
-        <w:t>Only these named people at the Receiving Party may open the files. Adding a person requires written consent from the Disclosing Party.</w:t>
+        <w:t>Only these named people at the Receiving Party may open the files. Adding a person requires the Disclosing Party's prior written consent. Clause 5.1 of the non-disclosure agreement says the same.</w:t>
       </w:r>
     </w:p>
     <w:tbl>
@@ -2610,16 +2610,7 @@
           <w:i w:val="0"/>
           <w:sz w:val="22"/>
         </w:rPr>
-        <w:t>1.</w:t>
-      </w:r>
-      <w:r>
-        <w:rPr>
-          <w:rFonts w:ascii="Times New Roman" w:hAnsi="Times New Roman" w:cs="Times New Roman" w:eastAsia="Times New Roman"/>
-          <w:b w:val="0"/>
-          <w:i w:val="0"/>
-          <w:sz w:val="22"/>
-        </w:rPr>
-        <w:t xml:space="preserve">  These files are Confidential Information under the non-disclosure agreement identified above. If that agreement and this transmittal differ on confidentiality, the non-disclosure agreement prevails.</w:t>
+        <w:t>1.  These files are Confidential Information under the non-disclosure agreement identified above. The people named in section 2 are the only persons who may open these files. Clause 5.1 of that agreement requires the Disclosing Party's prior written consent before any other person opens them. If that agreement and this transmittal differ on any other point of confidentiality, the non-disclosure agreement prevails.</w:t>
       </w:r>
     </w:p>
     <w:p>
@@ -2735,16 +2726,7 @@
           <w:i w:val="0"/>
           <w:sz w:val="22"/>
         </w:rPr>
-        <w:t>6.</w:t>
-      </w:r>
-      <w:r>
-        <w:rPr>
-          <w:rFonts w:ascii="Times New Roman" w:hAnsi="Times New Roman" w:cs="Times New Roman" w:eastAsia="Times New Roman"/>
-          <w:b w:val="0"/>
-          <w:i w:val="0"/>
-          <w:sz w:val="22"/>
-        </w:rPr>
-        <w:t xml:space="preserve">  If no purchase order is issued within ninety (90) days after the quotation, the Receiving Party shall delete the files and certify deletion within fifteen (15) days after that period, unless the non-disclosure agreement requires an earlier return.</w:t>
+        <w:t>6.  The Receiving Party shall delete the files and certify deletion within the time in clause 9 of the non-disclosure agreement. That time includes fifteen (15) days after ninety (90) days from the quotation if no purchase order is issued, and fifteen (15) days after ninety (90) days from the first disclosure if no quotation is submitted. Clause 9 also requires an earlier return when it says so.</w:t>
       </w:r>
     </w:p>
     <w:p>
